--- a/EXPERIMENT 2.docx
+++ b/EXPERIMENT 2.docx
@@ -14,7 +14,7 @@
           <w:b/>
           <w:bCs/>
         </w:rPr>
-        <w:t>EXPERIMENT 2: CRYPTARITHMETIC PROBLEM</w:t>
+        <w:t>EXPERIMENT 3: MISSIONARIES AND CANNIBALS PROBLEM</w:t>
       </w:r>
     </w:p>
     <w:p>
@@ -41,7 +41,7 @@
           <w:b/>
           <w:bCs/>
         </w:rPr>
-        <w:t>Cryptarithmetic Problem</w:t>
+        <w:t>Missionaries and Cannibals Problem</w:t>
       </w:r>
       <w:r>
         <w:t xml:space="preserve"> using Artificial Intelligence techniques.</w:t>
@@ -66,33 +66,33 @@
       <w:pPr>
         <w:numPr>
           <w:ilvl w:val="0"/>
-          <w:numId w:val="3"/>
+          <w:numId w:val="2"/>
         </w:numPr>
       </w:pPr>
       <w:r>
-        <w:t xml:space="preserve">To understand the concept of constraint satisfaction problems in Artificial Intelligence. </w:t>
+        <w:t xml:space="preserve">To understand state-space search techniques in Artificial Intelligence. </w:t>
       </w:r>
     </w:p>
     <w:p>
       <w:pPr>
         <w:numPr>
           <w:ilvl w:val="0"/>
-          <w:numId w:val="3"/>
+          <w:numId w:val="2"/>
         </w:numPr>
       </w:pPr>
       <w:r>
-        <w:t xml:space="preserve">To assign unique digits to letters and solve arithmetic puzzles. </w:t>
+        <w:t xml:space="preserve">To represent a problem using states and operators. </w:t>
       </w:r>
     </w:p>
     <w:p>
       <w:pPr>
         <w:numPr>
           <w:ilvl w:val="0"/>
-          <w:numId w:val="3"/>
+          <w:numId w:val="2"/>
         </w:numPr>
       </w:pPr>
       <w:r>
-        <w:t xml:space="preserve">To implement a search-based approach for finding a valid solution. </w:t>
+        <w:t xml:space="preserve">To find a valid sequence of moves to reach the goal state. </w:t>
       </w:r>
     </w:p>
     <w:p>
@@ -114,7 +114,7 @@
       <w:pPr>
         <w:numPr>
           <w:ilvl w:val="0"/>
-          <w:numId w:val="4"/>
+          <w:numId w:val="3"/>
         </w:numPr>
       </w:pPr>
       <w:r>
@@ -125,91 +125,134 @@
       <w:pPr>
         <w:numPr>
           <w:ilvl w:val="0"/>
-          <w:numId w:val="4"/>
+          <w:numId w:val="3"/>
         </w:numPr>
       </w:pPr>
       <w:r>
-        <w:t xml:space="preserve">Define the letters used in the cryptarithmetic puzzle. </w:t>
+        <w:t xml:space="preserve">Define the initial state as: </w:t>
+      </w:r>
+    </w:p>
+    <w:p>
+      <w:pPr>
+        <w:numPr>
+          <w:ilvl w:val="1"/>
+          <w:numId w:val="3"/>
+        </w:numPr>
+      </w:pPr>
+      <w:r>
+        <w:t xml:space="preserve">3 Missionaries on the left side. </w:t>
+      </w:r>
+    </w:p>
+    <w:p>
+      <w:pPr>
+        <w:numPr>
+          <w:ilvl w:val="1"/>
+          <w:numId w:val="3"/>
+        </w:numPr>
+      </w:pPr>
+      <w:r>
+        <w:t xml:space="preserve">3 Cannibals on the left side. </w:t>
+      </w:r>
+    </w:p>
+    <w:p>
+      <w:pPr>
+        <w:numPr>
+          <w:ilvl w:val="1"/>
+          <w:numId w:val="3"/>
+        </w:numPr>
+      </w:pPr>
+      <w:r>
+        <w:t xml:space="preserve">Boat on the left side. </w:t>
       </w:r>
     </w:p>
     <w:p>
       <w:pPr>
         <w:numPr>
           <w:ilvl w:val="0"/>
-          <w:numId w:val="4"/>
+          <w:numId w:val="3"/>
         </w:numPr>
       </w:pPr>
       <w:r>
-        <w:t xml:space="preserve">Assign unique digits (0–9) to each letter. </w:t>
+        <w:t xml:space="preserve">Define the goal state as: </w:t>
+      </w:r>
+    </w:p>
+    <w:p>
+      <w:pPr>
+        <w:numPr>
+          <w:ilvl w:val="1"/>
+          <w:numId w:val="3"/>
+        </w:numPr>
+      </w:pPr>
+      <w:r>
+        <w:t xml:space="preserve">0 Missionaries and 0 Cannibals on the left side. </w:t>
       </w:r>
     </w:p>
     <w:p>
       <w:pPr>
         <w:numPr>
           <w:ilvl w:val="0"/>
-          <w:numId w:val="4"/>
+          <w:numId w:val="3"/>
         </w:numPr>
       </w:pPr>
       <w:r>
-        <w:t xml:space="preserve">Ensure that no two letters have the same digit. </w:t>
+        <w:t xml:space="preserve">Generate all possible boat moves. </w:t>
       </w:r>
     </w:p>
     <w:p>
       <w:pPr>
         <w:numPr>
           <w:ilvl w:val="0"/>
-          <w:numId w:val="4"/>
+          <w:numId w:val="3"/>
         </w:numPr>
       </w:pPr>
       <w:r>
-        <w:t xml:space="preserve">Ensure that the first letter of each word is not assigned zero. </w:t>
+        <w:t xml:space="preserve">Check whether each generated state is valid. </w:t>
       </w:r>
     </w:p>
     <w:p>
       <w:pPr>
         <w:numPr>
           <w:ilvl w:val="0"/>
-          <w:numId w:val="4"/>
+          <w:numId w:val="3"/>
         </w:numPr>
       </w:pPr>
       <w:r>
-        <w:t xml:space="preserve">Convert the words into numerical values. </w:t>
+        <w:t xml:space="preserve">Avoid already visited states. </w:t>
       </w:r>
     </w:p>
     <w:p>
       <w:pPr>
         <w:numPr>
           <w:ilvl w:val="0"/>
-          <w:numId w:val="4"/>
+          <w:numId w:val="3"/>
         </w:numPr>
       </w:pPr>
       <w:r>
-        <w:t xml:space="preserve">Check whether the arithmetic equation is satisfied. </w:t>
+        <w:t xml:space="preserve">Continue searching until the goal state is reached. </w:t>
       </w:r>
     </w:p>
     <w:p>
       <w:pPr>
         <w:numPr>
           <w:ilvl w:val="0"/>
-          <w:numId w:val="4"/>
+          <w:numId w:val="3"/>
         </w:numPr>
       </w:pPr>
       <w:r>
-        <w:t xml:space="preserve">Display the valid digit assignment. </w:t>
+        <w:t xml:space="preserve">Display the sequence of steps. </w:t>
       </w:r>
     </w:p>
     <w:p>
       <w:pPr>
         <w:numPr>
           <w:ilvl w:val="0"/>
-          <w:numId w:val="4"/>
+          <w:numId w:val="3"/>
         </w:numPr>
       </w:pPr>
       <w:r>
         <w:t xml:space="preserve">Stop. </w:t>
       </w:r>
     </w:p>
-    <w:p/>
     <w:p/>
     <w:p>
       <w:pPr>
@@ -228,25 +271,59 @@
     </w:p>
     <w:p>
       <w:r>
-        <w:t xml:space="preserve">from </w:t>
+        <w:t>from collections import deque</w:t>
+      </w:r>
+    </w:p>
+    <w:p/>
+    <w:p>
+      <w:r>
+        <w:t xml:space="preserve">def </w:t>
       </w:r>
       <w:proofErr w:type="spellStart"/>
       <w:r>
-        <w:t>itertools</w:t>
+        <w:t>is_</w:t>
+      </w:r>
+      <w:proofErr w:type="gramStart"/>
+      <w:r>
+        <w:t>valid</w:t>
       </w:r>
       <w:proofErr w:type="spellEnd"/>
       <w:r>
-        <w:t xml:space="preserve"> import permutations</w:t>
+        <w:t>(</w:t>
+      </w:r>
+      <w:proofErr w:type="gramEnd"/>
+      <w:r>
+        <w:t>m, c):</w:t>
+      </w:r>
+    </w:p>
+    <w:p>
+      <w:r>
+        <w:t xml:space="preserve">    # Missionaries should not be outnumbered</w:t>
+      </w:r>
+    </w:p>
+    <w:p>
+      <w:r>
+        <w:t xml:space="preserve">    return (m == 0 or m &gt;= c) and (3-m == 0 or 3-m &gt;= 3-c)</w:t>
       </w:r>
     </w:p>
     <w:p/>
-    <w:p>
-      <w:r>
+    <w:p/>
+    <w:p>
+      <w:r>
+        <w:lastRenderedPageBreak/>
         <w:t xml:space="preserve">def </w:t>
       </w:r>
+      <w:proofErr w:type="spellStart"/>
+      <w:r>
+        <w:t>missionaries_</w:t>
+      </w:r>
       <w:proofErr w:type="gramStart"/>
       <w:r>
-        <w:t>cryptarithmetic(</w:t>
+        <w:t>cannibals</w:t>
+      </w:r>
+      <w:proofErr w:type="spellEnd"/>
+      <w:r>
+        <w:t>(</w:t>
       </w:r>
       <w:proofErr w:type="gramEnd"/>
       <w:r>
@@ -255,220 +332,349 @@
     </w:p>
     <w:p>
       <w:r>
-        <w:t xml:space="preserve">    letters = ('S', 'E', 'N', 'D', 'M', 'O', 'R', 'Y')</w:t>
+        <w:t xml:space="preserve">    start = (3, 3, 1)</w:t>
+      </w:r>
+    </w:p>
+    <w:p>
+      <w:r>
+        <w:t xml:space="preserve">    goal = (0, 0, 0)</w:t>
       </w:r>
     </w:p>
     <w:p/>
     <w:p>
       <w:r>
-        <w:t xml:space="preserve">    for values in permutations(</w:t>
+        <w:t xml:space="preserve">    queue = </w:t>
       </w:r>
       <w:proofErr w:type="gramStart"/>
       <w:r>
-        <w:t>range(</w:t>
+        <w:t>deque(</w:t>
       </w:r>
       <w:proofErr w:type="gramEnd"/>
       <w:r>
-        <w:t xml:space="preserve">10), </w:t>
-      </w:r>
-      <w:proofErr w:type="spellStart"/>
-      <w:r>
-        <w:t>len</w:t>
-      </w:r>
-      <w:proofErr w:type="spellEnd"/>
-      <w:r>
-        <w:t>(letters)):</w:t>
-      </w:r>
-    </w:p>
-    <w:p>
-      <w:r>
-        <w:t xml:space="preserve">        mapping = </w:t>
+        <w:t>[(start, [])])</w:t>
+      </w:r>
+    </w:p>
+    <w:p>
+      <w:r>
+        <w:t xml:space="preserve">    visited = </w:t>
+      </w:r>
+      <w:proofErr w:type="gramStart"/>
+      <w:r>
+        <w:t>set(</w:t>
+      </w:r>
+      <w:proofErr w:type="gramEnd"/>
+      <w:r>
+        <w:t>)</w:t>
+      </w:r>
+    </w:p>
+    <w:p/>
+    <w:p>
+      <w:r>
+        <w:t xml:space="preserve">    while queue:</w:t>
+      </w:r>
+    </w:p>
+    <w:p>
+      <w:r>
+        <w:t xml:space="preserve">        state, path = </w:t>
       </w:r>
       <w:proofErr w:type="spellStart"/>
       <w:proofErr w:type="gramStart"/>
       <w:r>
-        <w:t>dict</w:t>
+        <w:t>queue.popleft</w:t>
       </w:r>
       <w:proofErr w:type="spellEnd"/>
-      <w:r>
-        <w:t>(zip(</w:t>
-      </w:r>
       <w:proofErr w:type="gramEnd"/>
       <w:r>
-        <w:t>letters, values))</w:t>
+        <w:t>()</w:t>
       </w:r>
     </w:p>
     <w:p/>
     <w:p>
       <w:r>
-        <w:t xml:space="preserve">        # Leading letters should not be zero</w:t>
-      </w:r>
-    </w:p>
-    <w:p>
-      <w:r>
-        <w:t xml:space="preserve">        if mapping['S'] == 0 or mapping['M'] == 0:</w:t>
+        <w:t xml:space="preserve">        if state in visited:</w:t>
+      </w:r>
+    </w:p>
+    <w:p>
+      <w:r>
+        <w:t xml:space="preserve">            continue</w:t>
+      </w:r>
+    </w:p>
+    <w:p/>
+    <w:p>
+      <w:r>
+        <w:t xml:space="preserve">        </w:t>
+      </w:r>
+      <w:proofErr w:type="spellStart"/>
+      <w:r>
+        <w:t>visited.add</w:t>
+      </w:r>
+      <w:proofErr w:type="spellEnd"/>
+      <w:r>
+        <w:t>(state)</w:t>
+      </w:r>
+    </w:p>
+    <w:p>
+      <w:r>
+        <w:t xml:space="preserve">        path = path + [state]</w:t>
+      </w:r>
+    </w:p>
+    <w:p/>
+    <w:p>
+      <w:r>
+        <w:t xml:space="preserve">        if state == goal:</w:t>
+      </w:r>
+    </w:p>
+    <w:p>
+      <w:r>
+        <w:t xml:space="preserve">            return path</w:t>
+      </w:r>
+    </w:p>
+    <w:p/>
+    <w:p>
+      <w:r>
+        <w:t xml:space="preserve">        m, c, boat = state</w:t>
+      </w:r>
+    </w:p>
+    <w:p/>
+    <w:p>
+      <w:r>
+        <w:t xml:space="preserve">        moves = [</w:t>
+      </w:r>
+    </w:p>
+    <w:p>
+      <w:r>
+        <w:t xml:space="preserve">            (1,0), (2,0),</w:t>
+      </w:r>
+    </w:p>
+    <w:p>
+      <w:r>
+        <w:t xml:space="preserve">            (0,1), (0,2),</w:t>
+      </w:r>
+    </w:p>
+    <w:p>
+      <w:r>
+        <w:t xml:space="preserve">            (1,1)</w:t>
+      </w:r>
+    </w:p>
+    <w:p>
+      <w:r>
+        <w:t xml:space="preserve">        ]</w:t>
+      </w:r>
+    </w:p>
+    <w:p/>
+    <w:p>
+      <w:r>
+        <w:t xml:space="preserve">        for dm, dc in moves:</w:t>
+      </w:r>
+    </w:p>
+    <w:p/>
+    <w:p>
+      <w:r>
+        <w:t xml:space="preserve">            if boat == 1:</w:t>
+      </w:r>
+    </w:p>
+    <w:p>
+      <w:r>
+        <w:t xml:space="preserve">                </w:t>
+      </w:r>
+      <w:proofErr w:type="spellStart"/>
+      <w:r>
+        <w:t>new_state</w:t>
+      </w:r>
+      <w:proofErr w:type="spellEnd"/>
+      <w:r>
+        <w:t xml:space="preserve"> = (m-dm, c-dc, 0)</w:t>
       </w:r>
     </w:p>
     <w:p>
       <w:r>
         <w:lastRenderedPageBreak/>
-        <w:t xml:space="preserve">            continue</w:t>
+        <w:t xml:space="preserve">            else:</w:t>
+      </w:r>
+    </w:p>
+    <w:p>
+      <w:r>
+        <w:t xml:space="preserve">                </w:t>
+      </w:r>
+      <w:proofErr w:type="spellStart"/>
+      <w:r>
+        <w:t>new_state</w:t>
+      </w:r>
+      <w:proofErr w:type="spellEnd"/>
+      <w:r>
+        <w:t xml:space="preserve"> = (</w:t>
+      </w:r>
+      <w:proofErr w:type="spellStart"/>
+      <w:r>
+        <w:t>m+dm</w:t>
+      </w:r>
+      <w:proofErr w:type="spellEnd"/>
+      <w:r>
+        <w:t xml:space="preserve">, </w:t>
+      </w:r>
+      <w:proofErr w:type="spellStart"/>
+      <w:r>
+        <w:t>c+dc</w:t>
+      </w:r>
+      <w:proofErr w:type="spellEnd"/>
+      <w:r>
+        <w:t>, 1)</w:t>
       </w:r>
     </w:p>
     <w:p/>
     <w:p>
       <w:r>
-        <w:t xml:space="preserve">        SEND = (1000 * mapping['S'] +</w:t>
-      </w:r>
-    </w:p>
-    <w:p>
-      <w:r>
-        <w:t xml:space="preserve">                100 * mapping['E'] +</w:t>
-      </w:r>
-    </w:p>
-    <w:p>
-      <w:r>
-        <w:t xml:space="preserve">                10 * mapping['N'] +</w:t>
-      </w:r>
-    </w:p>
-    <w:p>
-      <w:r>
-        <w:t xml:space="preserve">                mapping['D'])</w:t>
+        <w:t xml:space="preserve">            if (0 &lt;= </w:t>
+      </w:r>
+      <w:proofErr w:type="spellStart"/>
+      <w:r>
+        <w:t>new_</w:t>
+      </w:r>
+      <w:proofErr w:type="gramStart"/>
+      <w:r>
+        <w:t>state</w:t>
+      </w:r>
+      <w:proofErr w:type="spellEnd"/>
+      <w:r>
+        <w:t>[</w:t>
+      </w:r>
+      <w:proofErr w:type="gramEnd"/>
+      <w:r>
+        <w:t>0] &lt;= 3 and</w:t>
+      </w:r>
+    </w:p>
+    <w:p>
+      <w:r>
+        <w:t xml:space="preserve">                0 &lt;= </w:t>
+      </w:r>
+      <w:proofErr w:type="spellStart"/>
+      <w:r>
+        <w:t>new_</w:t>
+      </w:r>
+      <w:proofErr w:type="gramStart"/>
+      <w:r>
+        <w:t>state</w:t>
+      </w:r>
+      <w:proofErr w:type="spellEnd"/>
+      <w:r>
+        <w:t>[</w:t>
+      </w:r>
+      <w:proofErr w:type="gramEnd"/>
+      <w:r>
+        <w:t>1] &lt;= 3 and</w:t>
+      </w:r>
+    </w:p>
+    <w:p>
+      <w:r>
+        <w:t xml:space="preserve">                </w:t>
+      </w:r>
+      <w:proofErr w:type="spellStart"/>
+      <w:r>
+        <w:t>is_valid</w:t>
+      </w:r>
+      <w:proofErr w:type="spellEnd"/>
+      <w:r>
+        <w:t>(</w:t>
+      </w:r>
+      <w:proofErr w:type="spellStart"/>
+      <w:r>
+        <w:t>new_</w:t>
+      </w:r>
+      <w:proofErr w:type="gramStart"/>
+      <w:r>
+        <w:t>state</w:t>
+      </w:r>
+      <w:proofErr w:type="spellEnd"/>
+      <w:r>
+        <w:t>[</w:t>
+      </w:r>
+      <w:proofErr w:type="gramEnd"/>
+      <w:r>
+        <w:t xml:space="preserve">0], </w:t>
+      </w:r>
+      <w:proofErr w:type="spellStart"/>
+      <w:r>
+        <w:t>new_</w:t>
+      </w:r>
+      <w:proofErr w:type="gramStart"/>
+      <w:r>
+        <w:t>state</w:t>
+      </w:r>
+      <w:proofErr w:type="spellEnd"/>
+      <w:r>
+        <w:t>[</w:t>
+      </w:r>
+      <w:proofErr w:type="gramEnd"/>
+      <w:r>
+        <w:t>1])):</w:t>
       </w:r>
     </w:p>
     <w:p/>
     <w:p>
       <w:r>
-        <w:t xml:space="preserve">        MORE = (1000 * mapping['M'] +</w:t>
-      </w:r>
-    </w:p>
-    <w:p>
-      <w:r>
-        <w:t xml:space="preserve">                100 * mapping['O'] +</w:t>
-      </w:r>
-    </w:p>
-    <w:p>
-      <w:r>
-        <w:t xml:space="preserve">                10 * mapping['R'] +</w:t>
-      </w:r>
-    </w:p>
-    <w:p>
-      <w:r>
-        <w:t xml:space="preserve">                mapping['E'])</w:t>
-      </w:r>
-    </w:p>
-    <w:p/>
-    <w:p>
-      <w:r>
-        <w:t xml:space="preserve">        MONEY = (10000 * mapping['M'] +</w:t>
-      </w:r>
-    </w:p>
-    <w:p>
-      <w:r>
-        <w:t xml:space="preserve">                 1000 * mapping['O'] +</w:t>
-      </w:r>
-    </w:p>
-    <w:p>
-      <w:r>
-        <w:t xml:space="preserve">                 100 * mapping['N'] +</w:t>
-      </w:r>
-    </w:p>
-    <w:p>
-      <w:r>
-        <w:t xml:space="preserve">                 10 * mapping['E'] +</w:t>
-      </w:r>
-    </w:p>
-    <w:p>
-      <w:r>
-        <w:t xml:space="preserve">                 mapping['Y'])</w:t>
-      </w:r>
-    </w:p>
-    <w:p/>
-    <w:p>
-      <w:r>
-        <w:t xml:space="preserve">        if SEND + MORE == MONEY:</w:t>
-      </w:r>
-    </w:p>
-    <w:p>
-      <w:r>
-        <w:t xml:space="preserve">            </w:t>
-      </w:r>
+        <w:t xml:space="preserve">                </w:t>
+      </w:r>
+      <w:proofErr w:type="spellStart"/>
       <w:proofErr w:type="gramStart"/>
       <w:r>
-        <w:t>print(</w:t>
-      </w:r>
+        <w:t>queue.append</w:t>
+      </w:r>
+      <w:proofErr w:type="spellEnd"/>
       <w:proofErr w:type="gramEnd"/>
       <w:r>
-        <w:t>"Solution Found:")</w:t>
-      </w:r>
-    </w:p>
-    <w:p>
-      <w:r>
-        <w:t xml:space="preserve">            </w:t>
-      </w:r>
-      <w:proofErr w:type="gramStart"/>
-      <w:r>
-        <w:t>print(</w:t>
-      </w:r>
-      <w:proofErr w:type="gramEnd"/>
-      <w:r>
-        <w:t>"SEND =", SEND)</w:t>
-      </w:r>
-    </w:p>
-    <w:p>
-      <w:r>
-        <w:t xml:space="preserve">            </w:t>
-      </w:r>
-      <w:proofErr w:type="gramStart"/>
-      <w:r>
-        <w:t>print(</w:t>
-      </w:r>
-      <w:proofErr w:type="gramEnd"/>
-      <w:r>
-        <w:t>"MORE =", MORE)</w:t>
-      </w:r>
-    </w:p>
-    <w:p>
-      <w:r>
-        <w:t xml:space="preserve">            </w:t>
-      </w:r>
-      <w:proofErr w:type="gramStart"/>
-      <w:r>
-        <w:t>print(</w:t>
-      </w:r>
-      <w:proofErr w:type="gramEnd"/>
-      <w:r>
-        <w:t>"MONEY =", MONEY)</w:t>
-      </w:r>
-    </w:p>
-    <w:p>
-      <w:r>
-        <w:t xml:space="preserve">            </w:t>
-      </w:r>
-      <w:proofErr w:type="gramStart"/>
-      <w:r>
-        <w:t>print(</w:t>
-      </w:r>
-      <w:proofErr w:type="gramEnd"/>
-      <w:r>
-        <w:t>"Mapping =", mapping)</w:t>
-      </w:r>
-    </w:p>
-    <w:p>
-      <w:r>
-        <w:t xml:space="preserve">            break</w:t>
+        <w:t>((</w:t>
+      </w:r>
+      <w:proofErr w:type="spellStart"/>
+      <w:r>
+        <w:t>new_state</w:t>
+      </w:r>
+      <w:proofErr w:type="spellEnd"/>
+      <w:r>
+        <w:t>, path))</w:t>
       </w:r>
     </w:p>
     <w:p/>
     <w:p/>
     <w:p>
+      <w:r>
+        <w:t xml:space="preserve">solution = </w:t>
+      </w:r>
+      <w:proofErr w:type="spellStart"/>
+      <w:r>
+        <w:t>missionaries_</w:t>
+      </w:r>
       <w:proofErr w:type="gramStart"/>
       <w:r>
-        <w:t>cryptarithmetic(</w:t>
+        <w:t>cannibals</w:t>
+      </w:r>
+      <w:proofErr w:type="spellEnd"/>
+      <w:r>
+        <w:t>(</w:t>
       </w:r>
       <w:proofErr w:type="gramEnd"/>
       <w:r>
         <w:t>)</w:t>
+      </w:r>
+    </w:p>
+    <w:p/>
+    <w:p>
+      <w:proofErr w:type="gramStart"/>
+      <w:r>
+        <w:t>print(</w:t>
+      </w:r>
+      <w:proofErr w:type="gramEnd"/>
+      <w:r>
+        <w:t>"Solution Path:")</w:t>
+      </w:r>
+    </w:p>
+    <w:p>
+      <w:r>
+        <w:t>for step in solution:</w:t>
+      </w:r>
+    </w:p>
+    <w:p>
+      <w:r>
+        <w:t xml:space="preserve">    print(step)</w:t>
       </w:r>
     </w:p>
     <w:p/>
@@ -489,69 +695,93 @@
     </w:p>
     <w:p>
       <w:r>
-        <w:t>Solution Found:</w:t>
+        <w:t>Solution Path:</w:t>
       </w:r>
     </w:p>
     <w:p/>
     <w:p>
       <w:r>
-        <w:t>SEND = 9567</w:t>
-      </w:r>
-    </w:p>
-    <w:p>
-      <w:r>
-        <w:t>MORE = 1085</w:t>
-      </w:r>
-    </w:p>
-    <w:p>
-      <w:r>
-        <w:t>MONEY = 10652</w:t>
-      </w:r>
-    </w:p>
-    <w:p/>
-    <w:p>
-      <w:r>
-        <w:t>Mapping =</w:t>
-      </w:r>
-    </w:p>
-    <w:p>
-      <w:r>
-        <w:t>{'S': 9, 'E': 5, 'N': 6, 'D': 7,</w:t>
-      </w:r>
-    </w:p>
-    <w:p>
-      <w:r>
-        <w:t xml:space="preserve"> 'M': 1, 'O': 0, 'R': 8, 'Y': 2}</w:t>
-      </w:r>
-    </w:p>
-    <w:p>
-      <w:pPr>
+        <w:t>(3, 3, 1)</w:t>
+      </w:r>
+    </w:p>
+    <w:p>
+      <w:r>
+        <w:t>(3, 1, 0)</w:t>
+      </w:r>
+    </w:p>
+    <w:p>
+      <w:r>
+        <w:t>(3, 2, 1)</w:t>
+      </w:r>
+    </w:p>
+    <w:p>
+      <w:r>
+        <w:t>(3, 0, 0)</w:t>
+      </w:r>
+    </w:p>
+    <w:p>
+      <w:r>
+        <w:t>(3, 1, 1)</w:t>
+      </w:r>
+    </w:p>
+    <w:p>
+      <w:r>
+        <w:t>(1, 1, 0)</w:t>
+      </w:r>
+    </w:p>
+    <w:p>
+      <w:r>
+        <w:t>(2, 2, 1)</w:t>
+      </w:r>
+    </w:p>
+    <w:p>
+      <w:r>
+        <w:t>(0, 2, 0)</w:t>
+      </w:r>
+    </w:p>
+    <w:p>
+      <w:r>
+        <w:t>(0, 3, 1)</w:t>
+      </w:r>
+    </w:p>
+    <w:p>
+      <w:r>
+        <w:t>(0, 1, 0)</w:t>
+      </w:r>
+    </w:p>
+    <w:p>
+      <w:r>
+        <w:t>(1, 1, 1)</w:t>
+      </w:r>
+    </w:p>
+    <w:p>
+      <w:r>
+        <w:t>(0, 0, 0)</w:t>
+      </w:r>
+    </w:p>
+    <w:p>
+      <w:r>
         <w:rPr>
           <w:b/>
           <w:bCs/>
         </w:rPr>
-      </w:pPr>
+        <w:lastRenderedPageBreak/>
+        <w:t>Result</w:t>
+      </w:r>
+    </w:p>
+    <w:p>
+      <w:r>
+        <w:t xml:space="preserve">Thus, the Python program to solve the </w:t>
+      </w:r>
       <w:r>
         <w:rPr>
           <w:b/>
           <w:bCs/>
         </w:rPr>
-        <w:t>Result</w:t>
-      </w:r>
-    </w:p>
-    <w:p>
-      <w:r>
-        <w:t xml:space="preserve">Thus, the Python program for solving the </w:t>
-      </w:r>
-      <w:r>
-        <w:rPr>
-          <w:b/>
-          <w:bCs/>
-        </w:rPr>
-        <w:t>Cryptarithmetic Problem (SEND + MORE = MONEY)</w:t>
-      </w:r>
-      <w:r>
-        <w:t xml:space="preserve"> was executed successfully, and the correct digit assignment was obtained.</w:t>
+        <w:t>Missionaries and Cannibals Problem</w:t>
+      </w:r>
+      <w:r>
+        <w:t xml:space="preserve"> was executed successfully, and the sequence of valid moves to reach the goal state was obtained.</w:t>
       </w:r>
     </w:p>
     <w:p>
@@ -571,7 +801,7 @@
     </w:p>
     <w:p>
       <w:r>
-        <w:t>The experiment helped in understanding constraint satisfaction problems in Artificial Intelligence. The cryptarithmetic puzzle was solved successfully by applying a search technique to find valid letter-to-digit mappings.</w:t>
+        <w:t>The experiment helped in understanding state-space representation and search algorithms in Artificial Intelligence. The Missionaries and Cannibals Problem was successfully solved by exploring possible states and selecting valid transitions.</w:t>
       </w:r>
     </w:p>
     <w:p/>
@@ -588,122 +818,9 @@
 <file path=word/numbering.xml><?xml version="1.0" encoding="utf-8"?>
 <w:numbering xmlns:wpc="http://schemas.microsoft.com/office/word/2010/wordprocessingCanvas" xmlns:cx="http://schemas.microsoft.com/office/drawing/2014/chartex" xmlns:cx1="http://schemas.microsoft.com/office/drawing/2015/9/8/chartex" xmlns:cx2="http://schemas.microsoft.com/office/drawing/2015/10/21/chartex" xmlns:cx3="http://schemas.microsoft.com/office/drawing/2016/5/9/chartex" xmlns:cx4="http://schemas.microsoft.com/office/drawing/2016/5/10/chartex" xmlns:cx5="http://schemas.microsoft.com/office/drawing/2016/5/11/chartex" xmlns:cx6="http://schemas.microsoft.com/office/drawing/2016/5/12/chartex" xmlns:cx7="http://schemas.microsoft.com/office/drawing/2016/5/13/chartex" xmlns:cx8="http://schemas.microsoft.com/office/drawing/2016/5/14/chartex" xmlns:mc="http://schemas.openxmlformats.org/markup-compatibility/2006" xmlns:aink="http://schemas.microsoft.com/office/drawing/2016/ink" xmlns:am3d="http://schemas.microsoft.com/office/drawing/2017/model3d" xmlns:o="urn:schemas-microsoft-com:office:office" xmlns:oel="http://schemas.microsoft.com/office/2019/extlst" xmlns:r="http://schemas.openxmlformats.org/officeDocument/2006/relationships" xmlns:m="http://schemas.openxmlformats.org/officeDocument/2006/math" xmlns:v="urn:schemas-microsoft-com:vml" xmlns:wp14="http://schemas.microsoft.com/office/word/2010/wordprocessingDrawing" xmlns:wp="http://schemas.openxmlformats.org/drawingml/2006/wordprocessingDrawing" xmlns:w10="urn:schemas-microsoft-com:office:word" xmlns:w="http://schemas.openxmlformats.org/wordprocessingml/2006/main" xmlns:w14="http://schemas.microsoft.com/office/word/2010/wordml" xmlns:w15="http://schemas.microsoft.com/office/word/2012/wordml" xmlns:w16cex="http://schemas.microsoft.com/office/word/2018/wordml/cex" xmlns:w16cid="http://schemas.microsoft.com/office/word/2016/wordml/cid" xmlns:w16="http://schemas.microsoft.com/office/word/2018/wordml" xmlns:w16du="http://schemas.microsoft.com/office/word/2023/wordml/word16du" xmlns:w16sdtdh="http://schemas.microsoft.com/office/word/2020/wordml/sdtdatahash" xmlns:w16sdtfl="http://schemas.microsoft.com/office/word/2024/wordml/sdtformatlock" xmlns:w16se="http://schemas.microsoft.com/office/word/2015/wordml/symex" xmlns:wpg="http://schemas.microsoft.com/office/word/2010/wordprocessingGroup" xmlns:wpi="http://schemas.microsoft.com/office/word/2010/wordprocessingInk" xmlns:wne="http://schemas.microsoft.com/office/word/2006/wordml" xmlns:wps="http://schemas.microsoft.com/office/word/2010/wordprocessingShape" mc:Ignorable="w14 w15 w16se w16cid w16 w16cex w16sdtdh w16sdtfl w16du wp14">
   <w:abstractNum w:abstractNumId="0" w15:restartNumberingAfterBreak="0">
-    <w:nsid w:val="291954B1"/>
+    <w:nsid w:val="303D4555"/>
     <w:multiLevelType w:val="multilevel"/>
-    <w:tmpl w:val="AC46AE16"/>
-    <w:lvl w:ilvl="0">
-      <w:start w:val="1"/>
-      <w:numFmt w:val="decimal"/>
-      <w:lvlText w:val="%1."/>
-      <w:lvlJc w:val="left"/>
-      <w:pPr>
-        <w:tabs>
-          <w:tab w:val="num" w:pos="720"/>
-        </w:tabs>
-        <w:ind w:left="720" w:hanging="360"/>
-      </w:pPr>
-    </w:lvl>
-    <w:lvl w:ilvl="1" w:tentative="1">
-      <w:start w:val="1"/>
-      <w:numFmt w:val="decimal"/>
-      <w:lvlText w:val="%2."/>
-      <w:lvlJc w:val="left"/>
-      <w:pPr>
-        <w:tabs>
-          <w:tab w:val="num" w:pos="1440"/>
-        </w:tabs>
-        <w:ind w:left="1440" w:hanging="360"/>
-      </w:pPr>
-    </w:lvl>
-    <w:lvl w:ilvl="2" w:tentative="1">
-      <w:start w:val="1"/>
-      <w:numFmt w:val="decimal"/>
-      <w:lvlText w:val="%3."/>
-      <w:lvlJc w:val="left"/>
-      <w:pPr>
-        <w:tabs>
-          <w:tab w:val="num" w:pos="2160"/>
-        </w:tabs>
-        <w:ind w:left="2160" w:hanging="360"/>
-      </w:pPr>
-    </w:lvl>
-    <w:lvl w:ilvl="3" w:tentative="1">
-      <w:start w:val="1"/>
-      <w:numFmt w:val="decimal"/>
-      <w:lvlText w:val="%4."/>
-      <w:lvlJc w:val="left"/>
-      <w:pPr>
-        <w:tabs>
-          <w:tab w:val="num" w:pos="2880"/>
-        </w:tabs>
-        <w:ind w:left="2880" w:hanging="360"/>
-      </w:pPr>
-    </w:lvl>
-    <w:lvl w:ilvl="4" w:tentative="1">
-      <w:start w:val="1"/>
-      <w:numFmt w:val="decimal"/>
-      <w:lvlText w:val="%5."/>
-      <w:lvlJc w:val="left"/>
-      <w:pPr>
-        <w:tabs>
-          <w:tab w:val="num" w:pos="3600"/>
-        </w:tabs>
-        <w:ind w:left="3600" w:hanging="360"/>
-      </w:pPr>
-    </w:lvl>
-    <w:lvl w:ilvl="5" w:tentative="1">
-      <w:start w:val="1"/>
-      <w:numFmt w:val="decimal"/>
-      <w:lvlText w:val="%6."/>
-      <w:lvlJc w:val="left"/>
-      <w:pPr>
-        <w:tabs>
-          <w:tab w:val="num" w:pos="4320"/>
-        </w:tabs>
-        <w:ind w:left="4320" w:hanging="360"/>
-      </w:pPr>
-    </w:lvl>
-    <w:lvl w:ilvl="6" w:tentative="1">
-      <w:start w:val="1"/>
-      <w:numFmt w:val="decimal"/>
-      <w:lvlText w:val="%7."/>
-      <w:lvlJc w:val="left"/>
-      <w:pPr>
-        <w:tabs>
-          <w:tab w:val="num" w:pos="5040"/>
-        </w:tabs>
-        <w:ind w:left="5040" w:hanging="360"/>
-      </w:pPr>
-    </w:lvl>
-    <w:lvl w:ilvl="7" w:tentative="1">
-      <w:start w:val="1"/>
-      <w:numFmt w:val="decimal"/>
-      <w:lvlText w:val="%8."/>
-      <w:lvlJc w:val="left"/>
-      <w:pPr>
-        <w:tabs>
-          <w:tab w:val="num" w:pos="5760"/>
-        </w:tabs>
-        <w:ind w:left="5760" w:hanging="360"/>
-      </w:pPr>
-    </w:lvl>
-    <w:lvl w:ilvl="8" w:tentative="1">
-      <w:start w:val="1"/>
-      <w:numFmt w:val="decimal"/>
-      <w:lvlText w:val="%9."/>
-      <w:lvlJc w:val="left"/>
-      <w:pPr>
-        <w:tabs>
-          <w:tab w:val="num" w:pos="6480"/>
-        </w:tabs>
-        <w:ind w:left="6480" w:hanging="360"/>
-      </w:pPr>
-    </w:lvl>
-  </w:abstractNum>
-  <w:abstractNum w:abstractNumId="1" w15:restartNumberingAfterBreak="0">
-    <w:nsid w:val="312C188B"/>
-    <w:multiLevelType w:val="multilevel"/>
-    <w:tmpl w:val="7DC0D1AE"/>
+    <w:tmpl w:val="2C7C1E6C"/>
     <w:lvl w:ilvl="0">
       <w:start w:val="1"/>
       <w:numFmt w:val="bullet"/>
@@ -849,10 +966,10 @@
       </w:rPr>
     </w:lvl>
   </w:abstractNum>
-  <w:abstractNum w:abstractNumId="2" w15:restartNumberingAfterBreak="0">
-    <w:nsid w:val="510329EB"/>
+  <w:abstractNum w:abstractNumId="1" w15:restartNumberingAfterBreak="0">
+    <w:nsid w:val="434A33C8"/>
     <w:multiLevelType w:val="multilevel"/>
-    <w:tmpl w:val="8F4CE03C"/>
+    <w:tmpl w:val="5CEC289C"/>
     <w:lvl w:ilvl="0">
       <w:start w:val="1"/>
       <w:numFmt w:val="decimal"/>
@@ -865,10 +982,10 @@
         <w:ind w:left="720" w:hanging="360"/>
       </w:pPr>
     </w:lvl>
-    <w:lvl w:ilvl="1" w:tentative="1">
-      <w:start w:val="1"/>
-      <w:numFmt w:val="decimal"/>
-      <w:lvlText w:val="%2."/>
+    <w:lvl w:ilvl="1">
+      <w:start w:val="1"/>
+      <w:numFmt w:val="bullet"/>
+      <w:lvlText w:val="o"/>
       <w:lvlJc w:val="left"/>
       <w:pPr>
         <w:tabs>
@@ -876,6 +993,10 @@
         </w:tabs>
         <w:ind w:left="1440" w:hanging="360"/>
       </w:pPr>
+      <w:rPr>
+        <w:rFonts w:ascii="Courier New" w:hAnsi="Courier New" w:hint="default"/>
+        <w:sz w:val="20"/>
+      </w:rPr>
     </w:lvl>
     <w:lvl w:ilvl="2" w:tentative="1">
       <w:start w:val="1"/>
@@ -962,10 +1083,10 @@
       </w:pPr>
     </w:lvl>
   </w:abstractNum>
-  <w:abstractNum w:abstractNumId="3" w15:restartNumberingAfterBreak="0">
-    <w:nsid w:val="74792832"/>
+  <w:abstractNum w:abstractNumId="2" w15:restartNumberingAfterBreak="0">
+    <w:nsid w:val="494939BB"/>
     <w:multiLevelType w:val="multilevel"/>
-    <w:tmpl w:val="801080A8"/>
+    <w:tmpl w:val="07221C88"/>
     <w:lvl w:ilvl="0">
       <w:start w:val="1"/>
       <w:numFmt w:val="decimal"/>
@@ -978,10 +1099,10 @@
         <w:ind w:left="720" w:hanging="360"/>
       </w:pPr>
     </w:lvl>
-    <w:lvl w:ilvl="1" w:tentative="1">
-      <w:start w:val="1"/>
-      <w:numFmt w:val="decimal"/>
-      <w:lvlText w:val="%2."/>
+    <w:lvl w:ilvl="1">
+      <w:start w:val="1"/>
+      <w:numFmt w:val="bullet"/>
+      <w:lvlText w:val="o"/>
       <w:lvlJc w:val="left"/>
       <w:pPr>
         <w:tabs>
@@ -989,6 +1110,10 @@
         </w:tabs>
         <w:ind w:left="1440" w:hanging="360"/>
       </w:pPr>
+      <w:rPr>
+        <w:rFonts w:ascii="Courier New" w:hAnsi="Courier New" w:hint="default"/>
+        <w:sz w:val="20"/>
+      </w:rPr>
     </w:lvl>
     <w:lvl w:ilvl="2" w:tentative="1">
       <w:start w:val="1"/>
@@ -1075,17 +1200,14 @@
       </w:pPr>
     </w:lvl>
   </w:abstractNum>
-  <w:num w:numId="1" w16cid:durableId="703554497">
-    <w:abstractNumId w:val="3"/>
-  </w:num>
-  <w:num w:numId="2" w16cid:durableId="106320845">
-    <w:abstractNumId w:val="2"/>
-  </w:num>
-  <w:num w:numId="3" w16cid:durableId="1031960317">
+  <w:num w:numId="1" w16cid:durableId="394813971">
     <w:abstractNumId w:val="1"/>
   </w:num>
-  <w:num w:numId="4" w16cid:durableId="320544911">
+  <w:num w:numId="2" w16cid:durableId="1342318415">
     <w:abstractNumId w:val="0"/>
+  </w:num>
+  <w:num w:numId="3" w16cid:durableId="2099792356">
+    <w:abstractNumId w:val="2"/>
   </w:num>
 </w:numbering>
 </file>
@@ -1498,7 +1620,7 @@
     <w:link w:val="Heading1Char"/>
     <w:uiPriority w:val="9"/>
     <w:qFormat/>
-    <w:rsid w:val="00721C5A"/>
+    <w:rsid w:val="000B0056"/>
     <w:pPr>
       <w:keepNext/>
       <w:keepLines/>
@@ -1518,9 +1640,10 @@
     <w:next w:val="Normal"/>
     <w:link w:val="Heading2Char"/>
     <w:uiPriority w:val="9"/>
+    <w:semiHidden/>
     <w:unhideWhenUsed/>
     <w:qFormat/>
-    <w:rsid w:val="00721C5A"/>
+    <w:rsid w:val="000B0056"/>
     <w:pPr>
       <w:keepNext/>
       <w:keepLines/>
@@ -1543,7 +1666,7 @@
     <w:semiHidden/>
     <w:unhideWhenUsed/>
     <w:qFormat/>
-    <w:rsid w:val="00721C5A"/>
+    <w:rsid w:val="000B0056"/>
     <w:pPr>
       <w:keepNext/>
       <w:keepLines/>
@@ -1566,7 +1689,7 @@
     <w:semiHidden/>
     <w:unhideWhenUsed/>
     <w:qFormat/>
-    <w:rsid w:val="00721C5A"/>
+    <w:rsid w:val="000B0056"/>
     <w:pPr>
       <w:keepNext/>
       <w:keepLines/>
@@ -1589,7 +1712,7 @@
     <w:semiHidden/>
     <w:unhideWhenUsed/>
     <w:qFormat/>
-    <w:rsid w:val="00721C5A"/>
+    <w:rsid w:val="000B0056"/>
     <w:pPr>
       <w:keepNext/>
       <w:keepLines/>
@@ -1610,7 +1733,7 @@
     <w:semiHidden/>
     <w:unhideWhenUsed/>
     <w:qFormat/>
-    <w:rsid w:val="00721C5A"/>
+    <w:rsid w:val="000B0056"/>
     <w:pPr>
       <w:keepNext/>
       <w:keepLines/>
@@ -1633,7 +1756,7 @@
     <w:semiHidden/>
     <w:unhideWhenUsed/>
     <w:qFormat/>
-    <w:rsid w:val="00721C5A"/>
+    <w:rsid w:val="000B0056"/>
     <w:pPr>
       <w:keepNext/>
       <w:keepLines/>
@@ -1654,7 +1777,7 @@
     <w:semiHidden/>
     <w:unhideWhenUsed/>
     <w:qFormat/>
-    <w:rsid w:val="00721C5A"/>
+    <w:rsid w:val="000B0056"/>
     <w:pPr>
       <w:keepNext/>
       <w:keepLines/>
@@ -1677,7 +1800,7 @@
     <w:semiHidden/>
     <w:unhideWhenUsed/>
     <w:qFormat/>
-    <w:rsid w:val="00721C5A"/>
+    <w:rsid w:val="000B0056"/>
     <w:pPr>
       <w:keepNext/>
       <w:keepLines/>
@@ -1720,7 +1843,7 @@
     <w:basedOn w:val="DefaultParagraphFont"/>
     <w:link w:val="Heading1"/>
     <w:uiPriority w:val="9"/>
-    <w:rsid w:val="00721C5A"/>
+    <w:rsid w:val="000B0056"/>
     <w:rPr>
       <w:rFonts w:asciiTheme="majorHAnsi" w:eastAsiaTheme="majorEastAsia" w:hAnsiTheme="majorHAnsi" w:cstheme="majorBidi"/>
       <w:color w:val="2F5496" w:themeColor="accent1" w:themeShade="BF"/>
@@ -1733,7 +1856,8 @@
     <w:basedOn w:val="DefaultParagraphFont"/>
     <w:link w:val="Heading2"/>
     <w:uiPriority w:val="9"/>
-    <w:rsid w:val="00721C5A"/>
+    <w:semiHidden/>
+    <w:rsid w:val="000B0056"/>
     <w:rPr>
       <w:rFonts w:asciiTheme="majorHAnsi" w:eastAsiaTheme="majorEastAsia" w:hAnsiTheme="majorHAnsi" w:cstheme="majorBidi"/>
       <w:color w:val="2F5496" w:themeColor="accent1" w:themeShade="BF"/>
@@ -1747,7 +1871,7 @@
     <w:link w:val="Heading3"/>
     <w:uiPriority w:val="9"/>
     <w:semiHidden/>
-    <w:rsid w:val="00721C5A"/>
+    <w:rsid w:val="000B0056"/>
     <w:rPr>
       <w:rFonts w:eastAsiaTheme="majorEastAsia" w:cstheme="majorBidi"/>
       <w:color w:val="2F5496" w:themeColor="accent1" w:themeShade="BF"/>
@@ -1761,7 +1885,7 @@
     <w:link w:val="Heading4"/>
     <w:uiPriority w:val="9"/>
     <w:semiHidden/>
-    <w:rsid w:val="00721C5A"/>
+    <w:rsid w:val="000B0056"/>
     <w:rPr>
       <w:rFonts w:eastAsiaTheme="majorEastAsia" w:cstheme="majorBidi"/>
       <w:i/>
@@ -1775,7 +1899,7 @@
     <w:link w:val="Heading5"/>
     <w:uiPriority w:val="9"/>
     <w:semiHidden/>
-    <w:rsid w:val="00721C5A"/>
+    <w:rsid w:val="000B0056"/>
     <w:rPr>
       <w:rFonts w:eastAsiaTheme="majorEastAsia" w:cstheme="majorBidi"/>
       <w:color w:val="2F5496" w:themeColor="accent1" w:themeShade="BF"/>
@@ -1787,7 +1911,7 @@
     <w:link w:val="Heading6"/>
     <w:uiPriority w:val="9"/>
     <w:semiHidden/>
-    <w:rsid w:val="00721C5A"/>
+    <w:rsid w:val="000B0056"/>
     <w:rPr>
       <w:rFonts w:eastAsiaTheme="majorEastAsia" w:cstheme="majorBidi"/>
       <w:i/>
@@ -1801,7 +1925,7 @@
     <w:link w:val="Heading7"/>
     <w:uiPriority w:val="9"/>
     <w:semiHidden/>
-    <w:rsid w:val="00721C5A"/>
+    <w:rsid w:val="000B0056"/>
     <w:rPr>
       <w:rFonts w:eastAsiaTheme="majorEastAsia" w:cstheme="majorBidi"/>
       <w:color w:val="595959" w:themeColor="text1" w:themeTint="A6"/>
@@ -1813,7 +1937,7 @@
     <w:link w:val="Heading8"/>
     <w:uiPriority w:val="9"/>
     <w:semiHidden/>
-    <w:rsid w:val="00721C5A"/>
+    <w:rsid w:val="000B0056"/>
     <w:rPr>
       <w:rFonts w:eastAsiaTheme="majorEastAsia" w:cstheme="majorBidi"/>
       <w:i/>
@@ -1827,7 +1951,7 @@
     <w:link w:val="Heading9"/>
     <w:uiPriority w:val="9"/>
     <w:semiHidden/>
-    <w:rsid w:val="00721C5A"/>
+    <w:rsid w:val="000B0056"/>
     <w:rPr>
       <w:rFonts w:eastAsiaTheme="majorEastAsia" w:cstheme="majorBidi"/>
       <w:color w:val="272727" w:themeColor="text1" w:themeTint="D8"/>
@@ -1840,7 +1964,7 @@
     <w:link w:val="TitleChar"/>
     <w:uiPriority w:val="10"/>
     <w:qFormat/>
-    <w:rsid w:val="00721C5A"/>
+    <w:rsid w:val="000B0056"/>
     <w:pPr>
       <w:spacing w:after="80" w:line="240" w:lineRule="auto"/>
       <w:contextualSpacing/>
@@ -1858,7 +1982,7 @@
     <w:basedOn w:val="DefaultParagraphFont"/>
     <w:link w:val="Title"/>
     <w:uiPriority w:val="10"/>
-    <w:rsid w:val="00721C5A"/>
+    <w:rsid w:val="000B0056"/>
     <w:rPr>
       <w:rFonts w:asciiTheme="majorHAnsi" w:eastAsiaTheme="majorEastAsia" w:hAnsiTheme="majorHAnsi" w:cstheme="majorBidi"/>
       <w:spacing w:val="-10"/>
@@ -1874,7 +1998,7 @@
     <w:link w:val="SubtitleChar"/>
     <w:uiPriority w:val="11"/>
     <w:qFormat/>
-    <w:rsid w:val="00721C5A"/>
+    <w:rsid w:val="000B0056"/>
     <w:pPr>
       <w:numPr>
         <w:ilvl w:val="1"/>
@@ -1893,7 +2017,7 @@
     <w:basedOn w:val="DefaultParagraphFont"/>
     <w:link w:val="Subtitle"/>
     <w:uiPriority w:val="11"/>
-    <w:rsid w:val="00721C5A"/>
+    <w:rsid w:val="000B0056"/>
     <w:rPr>
       <w:rFonts w:eastAsiaTheme="majorEastAsia" w:cstheme="majorBidi"/>
       <w:color w:val="595959" w:themeColor="text1" w:themeTint="A6"/>
@@ -1909,7 +2033,7 @@
     <w:link w:val="QuoteChar"/>
     <w:uiPriority w:val="29"/>
     <w:qFormat/>
-    <w:rsid w:val="00721C5A"/>
+    <w:rsid w:val="000B0056"/>
     <w:pPr>
       <w:spacing w:before="160"/>
       <w:jc w:val="center"/>
@@ -1925,7 +2049,7 @@
     <w:basedOn w:val="DefaultParagraphFont"/>
     <w:link w:val="Quote"/>
     <w:uiPriority w:val="29"/>
-    <w:rsid w:val="00721C5A"/>
+    <w:rsid w:val="000B0056"/>
     <w:rPr>
       <w:i/>
       <w:iCs/>
@@ -1937,7 +2061,7 @@
     <w:basedOn w:val="Normal"/>
     <w:uiPriority w:val="34"/>
     <w:qFormat/>
-    <w:rsid w:val="00721C5A"/>
+    <w:rsid w:val="000B0056"/>
     <w:pPr>
       <w:ind w:left="720"/>
       <w:contextualSpacing/>
@@ -1948,7 +2072,7 @@
     <w:basedOn w:val="DefaultParagraphFont"/>
     <w:uiPriority w:val="21"/>
     <w:qFormat/>
-    <w:rsid w:val="00721C5A"/>
+    <w:rsid w:val="000B0056"/>
     <w:rPr>
       <w:i/>
       <w:iCs/>
@@ -1962,7 +2086,7 @@
     <w:link w:val="IntenseQuoteChar"/>
     <w:uiPriority w:val="30"/>
     <w:qFormat/>
-    <w:rsid w:val="00721C5A"/>
+    <w:rsid w:val="000B0056"/>
     <w:pPr>
       <w:pBdr>
         <w:top w:val="single" w:sz="4" w:space="10" w:color="2F5496" w:themeColor="accent1" w:themeShade="BF"/>
@@ -1983,7 +2107,7 @@
     <w:basedOn w:val="DefaultParagraphFont"/>
     <w:link w:val="IntenseQuote"/>
     <w:uiPriority w:val="30"/>
-    <w:rsid w:val="00721C5A"/>
+    <w:rsid w:val="000B0056"/>
     <w:rPr>
       <w:i/>
       <w:iCs/>
@@ -1995,130 +2119,13 @@
     <w:basedOn w:val="DefaultParagraphFont"/>
     <w:uiPriority w:val="32"/>
     <w:qFormat/>
-    <w:rsid w:val="00721C5A"/>
+    <w:rsid w:val="000B0056"/>
     <w:rPr>
       <w:b/>
       <w:bCs/>
       <w:smallCaps/>
       <w:color w:val="2F5496" w:themeColor="accent1" w:themeShade="BF"/>
       <w:spacing w:val="5"/>
-    </w:rPr>
-  </w:style>
-  <w:style w:type="character" w:styleId="Strong">
-    <w:name w:val="Strong"/>
-    <w:basedOn w:val="DefaultParagraphFont"/>
-    <w:uiPriority w:val="22"/>
-    <w:qFormat/>
-    <w:rsid w:val="00721C5A"/>
-    <w:rPr>
-      <w:b/>
-      <w:bCs/>
-    </w:rPr>
-  </w:style>
-  <w:style w:type="paragraph" w:styleId="HTMLPreformatted">
-    <w:name w:val="HTML Preformatted"/>
-    <w:basedOn w:val="Normal"/>
-    <w:link w:val="HTMLPreformattedChar"/>
-    <w:uiPriority w:val="99"/>
-    <w:semiHidden/>
-    <w:unhideWhenUsed/>
-    <w:rsid w:val="00721C5A"/>
-    <w:pPr>
-      <w:tabs>
-        <w:tab w:val="left" w:pos="916"/>
-        <w:tab w:val="left" w:pos="1832"/>
-        <w:tab w:val="left" w:pos="2748"/>
-        <w:tab w:val="left" w:pos="3664"/>
-        <w:tab w:val="left" w:pos="4580"/>
-        <w:tab w:val="left" w:pos="5496"/>
-        <w:tab w:val="left" w:pos="6412"/>
-        <w:tab w:val="left" w:pos="7328"/>
-        <w:tab w:val="left" w:pos="8244"/>
-        <w:tab w:val="left" w:pos="9160"/>
-        <w:tab w:val="left" w:pos="10076"/>
-        <w:tab w:val="left" w:pos="10992"/>
-        <w:tab w:val="left" w:pos="11908"/>
-        <w:tab w:val="left" w:pos="12824"/>
-        <w:tab w:val="left" w:pos="13740"/>
-        <w:tab w:val="left" w:pos="14656"/>
-      </w:tabs>
-      <w:spacing w:after="0" w:line="240" w:lineRule="auto"/>
-    </w:pPr>
-    <w:rPr>
-      <w:rFonts w:ascii="Courier New" w:eastAsia="Times New Roman" w:hAnsi="Courier New" w:cs="Courier New"/>
-      <w:kern w:val="0"/>
-      <w:sz w:val="20"/>
-      <w:szCs w:val="20"/>
-      <w:lang w:eastAsia="en-IN"/>
-      <w14:ligatures w14:val="none"/>
-    </w:rPr>
-  </w:style>
-  <w:style w:type="character" w:customStyle="1" w:styleId="HTMLPreformattedChar">
-    <w:name w:val="HTML Preformatted Char"/>
-    <w:basedOn w:val="DefaultParagraphFont"/>
-    <w:link w:val="HTMLPreformatted"/>
-    <w:uiPriority w:val="99"/>
-    <w:semiHidden/>
-    <w:rsid w:val="00721C5A"/>
-    <w:rPr>
-      <w:rFonts w:ascii="Courier New" w:eastAsia="Times New Roman" w:hAnsi="Courier New" w:cs="Courier New"/>
-      <w:kern w:val="0"/>
-      <w:sz w:val="20"/>
-      <w:szCs w:val="20"/>
-      <w:lang w:eastAsia="en-IN"/>
-      <w14:ligatures w14:val="none"/>
-    </w:rPr>
-  </w:style>
-  <w:style w:type="character" w:styleId="HTMLCode">
-    <w:name w:val="HTML Code"/>
-    <w:basedOn w:val="DefaultParagraphFont"/>
-    <w:uiPriority w:val="99"/>
-    <w:semiHidden/>
-    <w:unhideWhenUsed/>
-    <w:rsid w:val="00721C5A"/>
-    <w:rPr>
-      <w:rFonts w:ascii="Courier New" w:eastAsia="Times New Roman" w:hAnsi="Courier New" w:cs="Courier New"/>
-      <w:sz w:val="20"/>
-      <w:szCs w:val="20"/>
-    </w:rPr>
-  </w:style>
-  <w:style w:type="character" w:customStyle="1" w:styleId="g">
-    <w:name w:val="ͼg"/>
-    <w:basedOn w:val="DefaultParagraphFont"/>
-    <w:rsid w:val="00721C5A"/>
-  </w:style>
-  <w:style w:type="character" w:customStyle="1" w:styleId="m">
-    <w:name w:val="ͼm"/>
-    <w:basedOn w:val="DefaultParagraphFont"/>
-    <w:rsid w:val="00721C5A"/>
-  </w:style>
-  <w:style w:type="character" w:customStyle="1" w:styleId="k">
-    <w:name w:val="ͼk"/>
-    <w:basedOn w:val="DefaultParagraphFont"/>
-    <w:rsid w:val="00721C5A"/>
-  </w:style>
-  <w:style w:type="character" w:customStyle="1" w:styleId="j">
-    <w:name w:val="ͼj"/>
-    <w:basedOn w:val="DefaultParagraphFont"/>
-    <w:rsid w:val="00721C5A"/>
-  </w:style>
-  <w:style w:type="paragraph" w:styleId="NormalWeb">
-    <w:name w:val="Normal (Web)"/>
-    <w:basedOn w:val="Normal"/>
-    <w:uiPriority w:val="99"/>
-    <w:semiHidden/>
-    <w:unhideWhenUsed/>
-    <w:rsid w:val="00721C5A"/>
-    <w:pPr>
-      <w:spacing w:before="100" w:beforeAutospacing="1" w:after="100" w:afterAutospacing="1" w:line="240" w:lineRule="auto"/>
-    </w:pPr>
-    <w:rPr>
-      <w:rFonts w:ascii="Times New Roman" w:eastAsia="Times New Roman" w:hAnsi="Times New Roman" w:cs="Times New Roman"/>
-      <w:kern w:val="0"/>
-      <w:sz w:val="24"/>
-      <w:szCs w:val="24"/>
-      <w:lang w:eastAsia="en-IN"/>
-      <w14:ligatures w14:val="none"/>
     </w:rPr>
   </w:style>
 </w:styles>
